--- a/L-Aube-des-Suzerains-introduction.docx
+++ b/L-Aube-des-Suzerains-introduction.docx
@@ -4,6 +4,23 @@
   <w:body>
     <w:p>
       <w:pPr>
+        <w:jc w:val="both"/>
+      </w:pPr>
+      <w:r>
+        <w:t>(Pour remplacer le titre « Terre de Barons » et pour une introduction éditoriale plus puissante, qui veux se démarquer d’autres jeux tels que « </w:t>
+      </w:r>
+      <w:proofErr w:type="spellStart"/>
+      <w:r>
+        <w:t>Barony</w:t>
+      </w:r>
+      <w:proofErr w:type="spellEnd"/>
+      <w:r>
+        <w:t> »).</w:t>
+      </w:r>
+    </w:p>
+    <w:p>
+      <w:pPr>
+        <w:jc w:val="both"/>
         <w:rPr>
           <w:b/>
           <w:bCs/>
@@ -14,7 +31,7 @@
           <w:b/>
           <w:bCs/>
         </w:rPr>
-        <w:t>L'Aube des Suzerains : Le Poids du Pouvoir</w:t>
+        <w:t>L'Aube des Suzerains : Gouverner et Bâtir</w:t>
       </w:r>
     </w:p>
     <w:p>
@@ -22,7 +39,7 @@
         <w:jc w:val="both"/>
       </w:pPr>
       <w:r>
-        <w:t>Bienvenue dans L'Aube des Suzerains. Sur un terrain modulable unique à chaque partie, votre objectif est d'imposer votre autorité pour accumuler, sans les perdre, les précieux points de Fief. Votre Suzerain, épaulé par ses Sénéchaux, mène lui-même les opérations sur le plateau pour lever et commander vos Compagnies. Ensemble, ils orchestrent l'établissement de Fiefs capables de se soutenir mutuellement, tout en guettant l'opportunité de ruiner ou annexer les Fiefs adverses.</w:t>
+        <w:t>Bienvenue dans L'Aube des Suzerains. Sur un terrain modulable unique à chaque partie, votre objectif est d'imposer votre autorité pour accumuler, sans les perdre, les précieux points de Fief. Votre Suzerain et ses puissants Sénéchaux — capables d'entraver les manœuvres adverses — mènent les opérations sur le plateau pour lever et commander vos Compagnies, prêtes à bâtir comme à combattre. Ensemble, vos Seigneurs orchestrent l'établissement de Fiefs capables de se soutenir mutuellement, tout en guettant l'opportunité de ruiner ou annexer les Fiefs adverses.</w:t>
       </w:r>
     </w:p>
     <w:p>
@@ -30,7 +47,7 @@
         <w:jc w:val="both"/>
       </w:pPr>
       <w:r>
-        <w:t>Votre stratégie s'articule autour d'un deck de cartes personnel et secret vous octroyant des crédits d'action. Ici, aucun dé ni hasard : la résolution des combats est purement déterministe. Les cartes et les crédits étant limités, vous ne pourrez pas tout accomplir à chaque tour. L'incertitude est donc purement psychologique et la victoire réside dans la maîtrise de la cadence : lire le jeu adverse et choisir le moment clinique pour vous développer, vous consolider ou frapper.</w:t>
+        <w:t>Votre stratégie s'articule autour d'un deck de cartes personnel et secret vous octroyant des crédits d'action. Ici, aucun dé ni hasard : la résolution des combats est purement déterministe. Les cartes et les crédits étant limités, vous ne pourrez pas tout accomplir à chaque tour. L'incertitude est donc purement psychologique et la victoire réside dans la maîtrise de la cadence : lire le jeu adverse et choisir le moment propice pour vous développer, vous consolider ou frapper.</w:t>
       </w:r>
     </w:p>
     <w:p>
@@ -46,7 +63,7 @@
       </w:r>
       <w:proofErr w:type="gramEnd"/>
       <w:r>
-        <w:t xml:space="preserve"> un coût. Lors d'un assaut subi, vos Compagnies vaincues sont envoyées définitivement à la Retraite. Mais la victoire est tout aussi coûteuse : lorsque vos hommes finissent par établir ou annexer un Fief, vos troupes se divisent. Une partie quitte à jamais le cycle militaire pour rejoindre la Retraite et administrer le Fief, tandis que les survivants sont démobilisés vers votre Réserve, prêts à être levés de nouveau.</w:t>
+        <w:t xml:space="preserve"> un coût. Lors d'un assaut subi, vos Compagnies vaincues sont envoyées définitivement à la Retraite. Mais la victoire est tout aussi coûteuse : lorsque vos Compagnies finissent par établir ou annexer un Fief, elles se divisent. Une partie quitte à jamais le cycle militaire pour rejoindre la Retraite et administrer le Fief, tandis que les survivantes sont démobilisées vers votre Réserve, prêtes à être levées de nouveau.</w:t>
       </w:r>
     </w:p>
     <w:p>
@@ -54,7 +71,7 @@
         <w:jc w:val="both"/>
       </w:pPr>
       <w:r>
-        <w:t>L'Aube des Suzerains récompense le bâtisseur calculateur et maître de son placement. Serez-vous capable de gérer le cycle de mobilisation de vos Compagnies pour asseoir votre règne, ou l'épuisement de vos hommes ruinera-t-il vos ambitions ?</w:t>
+        <w:t>L'Aube des Suzerains récompense le bâtisseur calculateur et maître de son placement. Serez-vous capable de gérer le cycle de mobilisation de vos Compagnies pour asseoir votre règne, ou leur épuisement ruinera-t-il vos ambitions ?</w:t>
       </w:r>
     </w:p>
     <w:sectPr>

--- a/L-Aube-des-Suzerains-introduction.docx
+++ b/L-Aube-des-Suzerains-introduction.docx
@@ -5,16 +5,28 @@
     <w:p>
       <w:pPr>
         <w:jc w:val="both"/>
+        <w:rPr>
+          <w:color w:val="0070C0"/>
+        </w:rPr>
       </w:pPr>
       <w:r>
+        <w:rPr>
+          <w:color w:val="0070C0"/>
+        </w:rPr>
         <w:t>(Pour remplacer le titre « Terre de Barons » et pour une introduction éditoriale plus puissante, qui veux se démarquer d’autres jeux tels que « </w:t>
       </w:r>
       <w:proofErr w:type="spellStart"/>
       <w:r>
+        <w:rPr>
+          <w:color w:val="0070C0"/>
+        </w:rPr>
         <w:t>Barony</w:t>
       </w:r>
       <w:proofErr w:type="spellEnd"/>
       <w:r>
+        <w:rPr>
+          <w:color w:val="0070C0"/>
+        </w:rPr>
         <w:t> »).</w:t>
       </w:r>
     </w:p>
@@ -39,7 +51,7 @@
         <w:jc w:val="both"/>
       </w:pPr>
       <w:r>
-        <w:t>Bienvenue dans L'Aube des Suzerains. Sur un terrain modulable unique à chaque partie, votre objectif est d'imposer votre autorité pour accumuler, sans les perdre, les précieux points de Fief. Votre Suzerain et ses puissants Sénéchaux — capables d'entraver les manœuvres adverses — mènent les opérations sur le plateau pour lever et commander vos Compagnies, prêtes à bâtir comme à combattre. Ensemble, vos Seigneurs orchestrent l'établissement de Fiefs capables de se soutenir mutuellement, tout en guettant l'opportunité de ruiner ou annexer les Fiefs adverses.</w:t>
+        <w:t>Oubliez la chance et les jets de dés : dans L'Aube des Suzerains, la conquête de Fiefs est une pure épreuve de calcul. Votre stratégie s'articule autour d'un deck de cartes personnel et secret, dictant la moindre manœuvre de votre Suzerain et de ses puissants Sénéchaux — capables d'entraver les actions adverses. Ensemble, vos Seigneurs mènent vos Compagnies sur un terrain unique à chaque partie, prêtes à combattre comme à bâtir pour établir de nouveaux Fiefs ou annexer les Fiefs rivaux, lors d'affrontements dont la résolution est strictement déterministe.</w:t>
       </w:r>
     </w:p>
     <w:p>
@@ -47,7 +59,7 @@
         <w:jc w:val="both"/>
       </w:pPr>
       <w:r>
-        <w:t>Votre stratégie s'articule autour d'un deck de cartes personnel et secret vous octroyant des crédits d'action. Ici, aucun dé ni hasard : la résolution des combats est purement déterministe. Les cartes et les crédits étant limités, vous ne pourrez pas tout accomplir à chaque tour. L'incertitude est donc purement psychologique et la victoire réside dans la maîtrise de la cadence : lire le jeu adverse et choisir le moment propice pour vous développer, vous consolider ou frapper.</w:t>
+        <w:t>Les cartes et vos crédits d'action étant limités, la maîtrise de la cadence installe une véritable tension psychologique autour de la table. Pourquoi cet adversaire continue-t-il de lever des Compagnies au lieu d'établir un Fief ? Attend-il une carte spécifique ? Prépare-t-il l'annexion du territoire que vous venez tout juste de bâtir ? À vous de percer à jour ses feintes et de choisir l'instant et le lieu propices pour frapper, défendre ou bâtir.</w:t>
       </w:r>
     </w:p>
     <w:p>
@@ -55,15 +67,7 @@
         <w:jc w:val="both"/>
       </w:pPr>
       <w:r>
-        <w:t xml:space="preserve">La conquête reste une épreuve d'usure logistique. Rassembler ou déployer vos forces </w:t>
-      </w:r>
-      <w:proofErr w:type="gramStart"/>
-      <w:r>
-        <w:t>a</w:t>
-      </w:r>
-      <w:proofErr w:type="gramEnd"/>
-      <w:r>
-        <w:t xml:space="preserve"> un coût. Lors d'un assaut subi, vos Compagnies vaincues sont envoyées définitivement à la Retraite. Mais la victoire est tout aussi coûteuse : lorsque vos Compagnies finissent par établir ou annexer un Fief, elles se divisent. Une partie quitte à jamais le cycle militaire pour rejoindre la Retraite et administrer le Fief, tandis que les survivantes sont démobilisées vers votre Réserve, prêtes à être levées de nouveau.</w:t>
+        <w:t>La conquête exige de constants arbitrages. Les assauts, subis ou menés, tout comme l'établissement de Fiefs, épuisent vos Compagnies. Vous êtes ainsi forcé de jongler entre leur mise au repos en vue d'une remobilisation, et leur reconversion définitive dans l'administration d'un territoire. Le dilemme est permanent : faut-il d'abord verrouiller une position stratégique avec un Sénéchal en attendant l'opportunité d'enrôler de nouvelles Compagnies, ou précipiter la construction d'un Fief au risque de paralyser votre force d'action ?</w:t>
       </w:r>
     </w:p>
     <w:p>
@@ -71,7 +75,7 @@
         <w:jc w:val="both"/>
       </w:pPr>
       <w:r>
-        <w:t>L'Aube des Suzerains récompense le bâtisseur calculateur et maître de son placement. Serez-vous capable de gérer le cycle de mobilisation de vos Compagnies pour asseoir votre règne, ou leur épuisement ruinera-t-il vos ambitions ?</w:t>
+        <w:t>L'Aube des Suzerains récompense le bâtisseur calculateur, capable d'orchestrer ce renouvellement permanent. Serez-vous de taille à imposer votre rythme pour asseoir votre règne ?</w:t>
       </w:r>
     </w:p>
     <w:sectPr>
@@ -82,6 +86,103 @@
     </w:sectPr>
   </w:body>
 </w:document>
+</file>
+
+<file path=word/numbering.xml><?xml version="1.0" encoding="utf-8"?>
+<w:numbering xmlns:wpc="http://schemas.microsoft.com/office/word/2010/wordprocessingCanvas" xmlns:cx="http://schemas.microsoft.com/office/drawing/2014/chartex" xmlns:cx1="http://schemas.microsoft.com/office/drawing/2015/9/8/chartex" xmlns:cx2="http://schemas.microsoft.com/office/drawing/2015/10/21/chartex" xmlns:cx3="http://schemas.microsoft.com/office/drawing/2016/5/9/chartex" xmlns:cx4="http://schemas.microsoft.com/office/drawing/2016/5/10/chartex" xmlns:cx5="http://schemas.microsoft.com/office/drawing/2016/5/11/chartex" xmlns:cx6="http://schemas.microsoft.com/office/drawing/2016/5/12/chartex" xmlns:cx7="http://schemas.microsoft.com/office/drawing/2016/5/13/chartex" xmlns:cx8="http://schemas.microsoft.com/office/drawing/2016/5/14/chartex" xmlns:mc="http://schemas.openxmlformats.org/markup-compatibility/2006" xmlns:aink="http://schemas.microsoft.com/office/drawing/2016/ink" xmlns:am3d="http://schemas.microsoft.com/office/drawing/2017/model3d" xmlns:o="urn:schemas-microsoft-com:office:office" xmlns:oel="http://schemas.microsoft.com/office/2019/extlst" xmlns:r="http://schemas.openxmlformats.org/officeDocument/2006/relationships" xmlns:m="http://schemas.openxmlformats.org/officeDocument/2006/math" xmlns:v="urn:schemas-microsoft-com:vml" xmlns:wp14="http://schemas.microsoft.com/office/word/2010/wordprocessingDrawing" xmlns:wp="http://schemas.openxmlformats.org/drawingml/2006/wordprocessingDrawing" xmlns:w10="urn:schemas-microsoft-com:office:word" xmlns:w="http://schemas.openxmlformats.org/wordprocessingml/2006/main" xmlns:w14="http://schemas.microsoft.com/office/word/2010/wordml" xmlns:w15="http://schemas.microsoft.com/office/word/2012/wordml" xmlns:w16cex="http://schemas.microsoft.com/office/word/2018/wordml/cex" xmlns:w16cid="http://schemas.microsoft.com/office/word/2016/wordml/cid" xmlns:w16="http://schemas.microsoft.com/office/word/2018/wordml" xmlns:w16du="http://schemas.microsoft.com/office/word/2023/wordml/word16du" xmlns:w16sdtdh="http://schemas.microsoft.com/office/word/2020/wordml/sdtdatahash" xmlns:w16sdtfl="http://schemas.microsoft.com/office/word/2024/wordml/sdtformatlock" xmlns:w16se="http://schemas.microsoft.com/office/word/2015/wordml/symex" xmlns:wpg="http://schemas.microsoft.com/office/word/2010/wordprocessingGroup" xmlns:wpi="http://schemas.microsoft.com/office/word/2010/wordprocessingInk" xmlns:wne="http://schemas.microsoft.com/office/word/2006/wordml" xmlns:wps="http://schemas.microsoft.com/office/word/2010/wordprocessingShape" mc:Ignorable="w14 w15 w16se w16cid w16 w16cex w16sdtdh w16sdtfl w16du wp14">
+  <w:abstractNum w:abstractNumId="0" w15:restartNumberingAfterBreak="0">
+    <w:nsid w:val="11121C73"/>
+    <w:multiLevelType w:val="hybridMultilevel"/>
+    <w:tmpl w:val="A4B67B4E"/>
+    <w:lvl w:ilvl="0" w:tplc="040C0011">
+      <w:start w:val="1"/>
+      <w:numFmt w:val="decimal"/>
+      <w:lvlText w:val="%1)"/>
+      <w:lvlJc w:val="left"/>
+      <w:pPr>
+        <w:ind w:left="720" w:hanging="360"/>
+      </w:pPr>
+      <w:rPr>
+        <w:rFonts w:hint="default"/>
+      </w:rPr>
+    </w:lvl>
+    <w:lvl w:ilvl="1" w:tplc="040C0019" w:tentative="1">
+      <w:start w:val="1"/>
+      <w:numFmt w:val="lowerLetter"/>
+      <w:lvlText w:val="%2."/>
+      <w:lvlJc w:val="left"/>
+      <w:pPr>
+        <w:ind w:left="1440" w:hanging="360"/>
+      </w:pPr>
+    </w:lvl>
+    <w:lvl w:ilvl="2" w:tplc="040C001B" w:tentative="1">
+      <w:start w:val="1"/>
+      <w:numFmt w:val="lowerRoman"/>
+      <w:lvlText w:val="%3."/>
+      <w:lvlJc w:val="right"/>
+      <w:pPr>
+        <w:ind w:left="2160" w:hanging="180"/>
+      </w:pPr>
+    </w:lvl>
+    <w:lvl w:ilvl="3" w:tplc="040C000F" w:tentative="1">
+      <w:start w:val="1"/>
+      <w:numFmt w:val="decimal"/>
+      <w:lvlText w:val="%4."/>
+      <w:lvlJc w:val="left"/>
+      <w:pPr>
+        <w:ind w:left="2880" w:hanging="360"/>
+      </w:pPr>
+    </w:lvl>
+    <w:lvl w:ilvl="4" w:tplc="040C0019" w:tentative="1">
+      <w:start w:val="1"/>
+      <w:numFmt w:val="lowerLetter"/>
+      <w:lvlText w:val="%5."/>
+      <w:lvlJc w:val="left"/>
+      <w:pPr>
+        <w:ind w:left="3600" w:hanging="360"/>
+      </w:pPr>
+    </w:lvl>
+    <w:lvl w:ilvl="5" w:tplc="040C001B" w:tentative="1">
+      <w:start w:val="1"/>
+      <w:numFmt w:val="lowerRoman"/>
+      <w:lvlText w:val="%6."/>
+      <w:lvlJc w:val="right"/>
+      <w:pPr>
+        <w:ind w:left="4320" w:hanging="180"/>
+      </w:pPr>
+    </w:lvl>
+    <w:lvl w:ilvl="6" w:tplc="040C000F" w:tentative="1">
+      <w:start w:val="1"/>
+      <w:numFmt w:val="decimal"/>
+      <w:lvlText w:val="%7."/>
+      <w:lvlJc w:val="left"/>
+      <w:pPr>
+        <w:ind w:left="5040" w:hanging="360"/>
+      </w:pPr>
+    </w:lvl>
+    <w:lvl w:ilvl="7" w:tplc="040C0019" w:tentative="1">
+      <w:start w:val="1"/>
+      <w:numFmt w:val="lowerLetter"/>
+      <w:lvlText w:val="%8."/>
+      <w:lvlJc w:val="left"/>
+      <w:pPr>
+        <w:ind w:left="5760" w:hanging="360"/>
+      </w:pPr>
+    </w:lvl>
+    <w:lvl w:ilvl="8" w:tplc="040C001B" w:tentative="1">
+      <w:start w:val="1"/>
+      <w:numFmt w:val="lowerRoman"/>
+      <w:lvlText w:val="%9."/>
+      <w:lvlJc w:val="right"/>
+      <w:pPr>
+        <w:ind w:left="6480" w:hanging="180"/>
+      </w:pPr>
+    </w:lvl>
+  </w:abstractNum>
+  <w:num w:numId="1" w16cid:durableId="1054043472">
+    <w:abstractNumId w:val="0"/>
+  </w:num>
+</w:numbering>
 </file>
 
 <file path=word/styles.xml><?xml version="1.0" encoding="utf-8"?>

--- a/L-Aube-des-Suzerains-introduction.docx
+++ b/L-Aube-des-Suzerains-introduction.docx
@@ -51,7 +51,7 @@
         <w:jc w:val="both"/>
       </w:pPr>
       <w:r>
-        <w:t>Oubliez la chance et les jets de dés : dans L'Aube des Suzerains, la conquête de Fiefs est une pure épreuve de calcul. Votre stratégie s'articule autour d'un deck de cartes personnel et secret, dictant la moindre manœuvre de votre Suzerain et de ses puissants Sénéchaux — capables d'entraver les actions adverses. Ensemble, vos Seigneurs mènent vos Compagnies sur un terrain unique à chaque partie, prêtes à combattre comme à bâtir pour établir de nouveaux Fiefs ou annexer les Fiefs rivaux, lors d'affrontements dont la résolution est strictement déterministe.</w:t>
+        <w:t>Dans L'Aube des Suzerains, la conquête de Fiefs mobilise votre esprit calculateur. Votre stratégie s'élabore lors de la préparation secrète de vos ordres, dictant la moindre manœuvre de votre Suzerain et de ses puissants Sénéchaux — capables d'entraver les actions adverses. Ensemble, vos Seigneurs mènent vos Compagnies sur un terrain unique à chaque partie, prêtes à combattre comme à bâtir pour établir de nouveaux Fiefs ou annexer les Fiefs rivaux, lors d'affrontements où seule la supériorité tactique l'emporte.</w:t>
       </w:r>
     </w:p>
     <w:p>
@@ -59,7 +59,7 @@
         <w:jc w:val="both"/>
       </w:pPr>
       <w:r>
-        <w:t>Les cartes et vos crédits d'action étant limités, la maîtrise de la cadence installe une véritable tension psychologique autour de la table. Pourquoi cet adversaire continue-t-il de lever des Compagnies au lieu d'établir un Fief ? Attend-il une carte spécifique ? Prépare-t-il l'annexion du territoire que vous venez tout juste de bâtir ? À vous de percer à jour ses feintes et de choisir l'instant et le lieu propices pour frapper, défendre ou bâtir.</w:t>
+        <w:t>Vos ressources de commandement étant limitées, la maîtrise de la cadence installe une véritable tension psychologique autour de la table. Pourquoi cet adversaire continue-t-il de lever des Compagnies au lieu d'établir un Fief ? Attend-il le moment parfait ? Prépare-t-il l'annexion du territoire que vous venez tout juste de bâtir ? À vous de percer à jour ses feintes et de choisir l'instant et le lieu propices pour vous-même frapper, défendre ou bâtir.</w:t>
       </w:r>
     </w:p>
     <w:p>
@@ -67,7 +67,7 @@
         <w:jc w:val="both"/>
       </w:pPr>
       <w:r>
-        <w:t>La conquête exige de constants arbitrages. Les assauts, subis ou menés, tout comme l'établissement de Fiefs, épuisent vos Compagnies. Vous êtes ainsi forcé de jongler entre leur mise au repos en vue d'une remobilisation, et leur reconversion définitive dans l'administration d'un territoire. Le dilemme est permanent : faut-il d'abord verrouiller une position stratégique avec un Sénéchal en attendant l'opportunité d'enrôler de nouvelles Compagnies, ou précipiter la construction d'un Fief au risque de paralyser votre force d'action ?</w:t>
+        <w:t>Cette conquête vous confronte à des dilemmes exigeants. Vos assauts, tout comme l'établissement de vos Fiefs, imposent un véritable sacrifice : vos Compagnies doivent abandonner les armes pour administrer durablement vos nouvelles terres, vous privant ainsi de vos forces vives. Faut-il d'abord verrouiller une position stratégique avec un Sénéchal pour protéger vos acquis en attendant de lever de nouvelles Compagnies, ou précipiter l'établissement d'un nouveau Fief mal défendu avec le risque de se le faire annexer ?</w:t>
       </w:r>
     </w:p>
     <w:p>
@@ -75,7 +75,7 @@
         <w:jc w:val="both"/>
       </w:pPr>
       <w:r>
-        <w:t>L'Aube des Suzerains récompense le bâtisseur calculateur, capable d'orchestrer ce renouvellement permanent. Serez-vous de taille à imposer votre rythme pour asseoir votre règne ?</w:t>
+        <w:t>L'Aube des Suzerains récompense le bâtisseur calculateur, capable d'orchestrer ce renouvellement des Compagnies. Serez-vous de taille à imposer votre rythme pour asseoir votre règne ?</w:t>
       </w:r>
     </w:p>
     <w:sectPr>

--- a/L-Aube-des-Suzerains-introduction.docx
+++ b/L-Aube-des-Suzerains-introduction.docx
@@ -51,7 +51,7 @@
         <w:jc w:val="both"/>
       </w:pPr>
       <w:r>
-        <w:t>Dans L'Aube des Suzerains, la conquête de Fiefs mobilise votre esprit calculateur. Votre stratégie s'élabore lors de la préparation secrète de vos ordres, dictant la moindre manœuvre de votre Suzerain et de ses puissants Sénéchaux — capables d'entraver les actions adverses. Ensemble, vos Seigneurs mènent vos Compagnies sur un terrain unique à chaque partie, prêtes à combattre comme à bâtir pour établir de nouveaux Fiefs ou annexer les Fiefs rivaux, lors d'affrontements où seule la supériorité tactique l'emporte.</w:t>
+        <w:t>Dans L'Aube des Suzerains, la conquête de Fiefs s'obtient par une planification rigoureuse et audacieuse. Votre stratégie s'élabore à travers un unique deck de cartes, véritable centre névralgique de votre chaîne logistique. Il dicte la moindre manœuvre de votre Suzerain et de ses puissants Sénéchaux — seuls capables d'entraver les actions adverses. Ensemble, vos Seigneurs mènent vos Compagnies sur un terrain unique à chaque partie, prêtes à combattre comme à bâtir pour établir de nouveaux Fiefs ou annexer les Fiefs rivaux, lors d'affrontements résolus de manière impartiale.</w:t>
       </w:r>
     </w:p>
     <w:p>
@@ -75,7 +75,7 @@
         <w:jc w:val="both"/>
       </w:pPr>
       <w:r>
-        <w:t>L'Aube des Suzerains récompense le bâtisseur calculateur, capable d'orchestrer ce renouvellement des Compagnies. Serez-vous de taille à imposer votre rythme pour asseoir votre règne ?</w:t>
+        <w:t>Saurez-vous imposer votre suprématie territoriale, avant que l'épuisement de vos Compagnies ou que l'effet de la Diplomatie ne déclenche prématurément la fin de la compétition ?</w:t>
       </w:r>
     </w:p>
     <w:sectPr>

--- a/L-Aube-des-Suzerains-introduction.docx
+++ b/L-Aube-des-Suzerains-introduction.docx
@@ -51,7 +51,13 @@
         <w:jc w:val="both"/>
       </w:pPr>
       <w:r>
-        <w:t>Dans L'Aube des Suzerains, la conquête de Fiefs s'obtient par une planification rigoureuse et audacieuse. Votre stratégie s'élabore à travers un unique deck de cartes, véritable centre névralgique de votre chaîne logistique. Il dicte la moindre manœuvre de votre Suzerain et de ses puissants Sénéchaux — seuls capables d'entraver les actions adverses. Ensemble, vos Seigneurs mènent vos Compagnies sur un terrain unique à chaque partie, prêtes à combattre comme à bâtir pour établir de nouveaux Fiefs ou annexer les Fiefs rivaux, lors d'affrontements résolus de manière impartiale.</w:t>
+        <w:t xml:space="preserve">Dans L'Aube des Suzerains, la conquête de Fiefs s'obtient par une planification rigoureuse et </w:t>
+      </w:r>
+      <w:r>
+        <w:t>audacieuse</w:t>
+      </w:r>
+      <w:r>
+        <w:t>. Votre stratégie s'élabore à travers votre deck de cartes, véritable centre névralgique de votre chaîne logistique. Il dicte la moindre manœuvre de votre Suzerain et de ses puissants Sénéchaux — seuls capables d'entraver les actions adverses. Ensemble, vos Seigneurs mènent vos Compagnies sur un terrain unique à chaque partie, prêtes à combattre comme à bâtir pour établir de nouveaux Fiefs ou annexer les Fiefs rivaux, lors d'affrontements résolus de manière impartiale.</w:t>
       </w:r>
     </w:p>
     <w:p>
@@ -67,7 +73,7 @@
         <w:jc w:val="both"/>
       </w:pPr>
       <w:r>
-        <w:t>Cette conquête vous confronte à des dilemmes exigeants. Vos assauts, tout comme l'établissement de vos Fiefs, imposent un véritable sacrifice : vos Compagnies doivent abandonner les armes pour administrer durablement vos nouvelles terres, vous privant ainsi de vos forces vives. Faut-il d'abord verrouiller une position stratégique avec un Sénéchal pour protéger vos acquis en attendant de lever de nouvelles Compagnies, ou précipiter l'établissement d'un nouveau Fief mal défendu avec le risque de se le faire annexer ?</w:t>
+        <w:t>Cette conquête vous confronte à des dilemmes exigeants. Vos assauts, tout comme l'établissement de vos Fiefs, imposent un véritable sacrifice : vos Compagnies sont mises au repos ou abandonnent les armes pour administrer durablement vos nouvelles terres, vous privant ainsi de vos forces vives. Faut-il d'abord verrouiller une position stratégique avec un Sénéchal pour protéger vos acquis en attendant de lever de nouvelles Compagnies, ou précipiter l'établissement d'un nouveau Fief mal défendu avec le risque de le voir annexé ?</w:t>
       </w:r>
     </w:p>
     <w:p>
@@ -75,7 +81,7 @@
         <w:jc w:val="both"/>
       </w:pPr>
       <w:r>
-        <w:t>Saurez-vous imposer votre suprématie territoriale, avant que l'épuisement de vos Compagnies ou que l'effet de la Diplomatie ne déclenche prématurément la fin de la compétition ?</w:t>
+        <w:t>Saurez-vous imposer votre suprématie territoriale, avant que l'épuisement de vos Compagnies ou que l'effet de la Diplomatie ne déclenche prématurément la fin des conquêtes ?</w:t>
       </w:r>
     </w:p>
     <w:sectPr>

--- a/L-Aube-des-Suzerains-introduction.docx
+++ b/L-Aube-des-Suzerains-introduction.docx
@@ -51,13 +51,7 @@
         <w:jc w:val="both"/>
       </w:pPr>
       <w:r>
-        <w:t xml:space="preserve">Dans L'Aube des Suzerains, la conquête de Fiefs s'obtient par une planification rigoureuse et </w:t>
-      </w:r>
-      <w:r>
-        <w:t>audacieuse</w:t>
-      </w:r>
-      <w:r>
-        <w:t>. Votre stratégie s'élabore à travers votre deck de cartes, véritable centre névralgique de votre chaîne logistique. Il dicte la moindre manœuvre de votre Suzerain et de ses puissants Sénéchaux — seuls capables d'entraver les actions adverses. Ensemble, vos Seigneurs mènent vos Compagnies sur un terrain unique à chaque partie, prêtes à combattre comme à bâtir pour établir de nouveaux Fiefs ou annexer les Fiefs rivaux, lors d'affrontements résolus de manière impartiale.</w:t>
+        <w:t>Dans L'Aube des Suzerains, la conquête de Fiefs s'obtient par une planification rigoureuse et audacieuse. Votre stratégie s'élabore dans le secret de votre deck de cartes, véritable centre politique et névralgique de votre chaîne de commandement. Il dicte la moindre manœuvre de votre Suzerain et de ses puissants Sénéchaux — seuls capables d'entraver les actions adverses. Ensemble, vos Seigneurs mènent vos Compagnies sur un terrain unique à chaque partie, prêtes à combattre comme à bâtir pour établir de nouveaux Fiefs ou annexer les Fiefs rivaux, lors d'affrontements où seule votre supériorité tactique l'emporte.</w:t>
       </w:r>
     </w:p>
     <w:p>
@@ -65,7 +59,7 @@
         <w:jc w:val="both"/>
       </w:pPr>
       <w:r>
-        <w:t>Vos ressources de commandement étant limitées, la maîtrise de la cadence installe une véritable tension psychologique autour de la table. Pourquoi cet adversaire continue-t-il de lever des Compagnies au lieu d'établir un Fief ? Attend-il le moment parfait ? Prépare-t-il l'annexion du territoire que vous venez tout juste de bâtir ? À vous de percer à jour ses feintes et de choisir l'instant et le lieu propices pour vous-même frapper, défendre ou bâtir.</w:t>
+        <w:t>Le secret des intentions adverses et la maîtrise de la cadence, contrainte par vos ressources de commandement limitées, installent une véritable tension psychologique autour de la table. Pourquoi cet adversaire continue-t-il de lever des Compagnies au lieu d'établir un Fief ? Attend-il le moment parfait ? Prépare-t-il l'annexion du territoire que vous venez tout juste de bâtir ? À vous de percer à jour ses feintes et de choisir l'instant et le lieu propices pour vous-même frapper, défendre ou bâtir.</w:t>
       </w:r>
     </w:p>
     <w:p>
@@ -73,7 +67,7 @@
         <w:jc w:val="both"/>
       </w:pPr>
       <w:r>
-        <w:t>Cette conquête vous confronte à des dilemmes exigeants. Vos assauts, tout comme l'établissement de vos Fiefs, imposent un véritable sacrifice : vos Compagnies sont mises au repos ou abandonnent les armes pour administrer durablement vos nouvelles terres, vous privant ainsi de vos forces vives. Faut-il d'abord verrouiller une position stratégique avec un Sénéchal pour protéger vos acquis en attendant de lever de nouvelles Compagnies, ou précipiter l'établissement d'un nouveau Fief mal défendu avec le risque de le voir annexé ?</w:t>
+        <w:t>Vos assauts, tout comme l'établissement de vos Fiefs, imposent un véritable sacrifice. En effet, vos Compagnies doivent abandonner définitivement les armes pour administrer durablement vos nouvelles terres, vous privant ainsi de vos forces vives. Trancher ces dilemmes exige des choix audacieux qui s'inscrivent dans une implacable course pour la suprématie, avant que l'épuisement des armées ou l'effet de la Diplomatie ne figent le royaume et déclenchent prématurément la fin des conquêtes.</w:t>
       </w:r>
     </w:p>
     <w:p>
@@ -81,7 +75,7 @@
         <w:jc w:val="both"/>
       </w:pPr>
       <w:r>
-        <w:t>Saurez-vous imposer votre suprématie territoriale, avant que l'épuisement de vos Compagnies ou que l'effet de la Diplomatie ne déclenche prématurément la fin des conquêtes ?</w:t>
+        <w:t>Orchestrer ce fragile équilibre entre déploiement militaire et administration territoriale sera votre plus grand défi. Saurez-vous imposer votre autorité pour devenir le Suzerain absolu et asseoir votre règne ?</w:t>
       </w:r>
     </w:p>
     <w:sectPr>

--- a/L-Aube-des-Suzerains-introduction.docx
+++ b/L-Aube-des-Suzerains-introduction.docx
@@ -67,7 +67,7 @@
         <w:jc w:val="both"/>
       </w:pPr>
       <w:r>
-        <w:t>Vos assauts, tout comme l'établissement de vos Fiefs, imposent un véritable sacrifice. En effet, vos Compagnies doivent abandonner définitivement les armes pour administrer durablement vos nouvelles terres, vous privant ainsi de vos forces vives. Trancher ces dilemmes exige des choix audacieux qui s'inscrivent dans une implacable course pour la suprématie, avant que l'épuisement des armées ou l'effet de la Diplomatie ne figent le royaume et déclenchent prématurément la fin des conquêtes.</w:t>
+        <w:t>Vos assauts, tout comme l'établissement de vos Fiefs, imposent un véritable sacrifice. En effet, vos Compagnies doivent abandonner définitivement les armes pour édifier durablement vos nouvelles terres, vous privant ainsi de vos forces vives. Trancher ces dilemmes exige des choix audacieux qui s'inscrivent dans une implacable course pour la suprématie, avant que l'épuisement des armées ou que les intrigues de la Diplomatie ne figent le royaume et déclenchent prématurément la fin des conquêtes.</w:t>
       </w:r>
     </w:p>
     <w:p>

--- a/L-Aube-des-Suzerains-introduction.docx
+++ b/L-Aube-des-Suzerains-introduction.docx
@@ -51,7 +51,7 @@
         <w:jc w:val="both"/>
       </w:pPr>
       <w:r>
-        <w:t>Dans L'Aube des Suzerains, la conquête de Fiefs s'obtient par une planification rigoureuse et audacieuse. Votre stratégie s'élabore dans le secret de votre deck de cartes, véritable centre politique et névralgique de votre chaîne de commandement. Il dicte la moindre manœuvre de votre Suzerain et de ses puissants Sénéchaux — seuls capables d'entraver les actions adverses. Ensemble, vos Seigneurs mènent vos Compagnies sur un terrain unique à chaque partie, prêtes à combattre comme à bâtir pour établir de nouveaux Fiefs ou annexer les Fiefs rivaux, lors d'affrontements où seule votre supériorité tactique l'emporte.</w:t>
+        <w:t>Dans L'Aube des Suzerains, la conquête de Fiefs s'obtient par une planification rigoureuse et audacieuse. Votre stratégie s'élabore dans le plus grand secret : grâce à un deck de cartes dictant vos ordres, vous réunissez un véritable conseil de guerre, centre névralgique de votre chaîne de commandement. Ce conseil dicte la moindre manœuvre de votre Suzerain et de ses puissants Sénéchaux — seuls capables d'entraver les actions adverses. Ensemble, vos Seigneurs mènent vos Compagnies sur un terrain unique à chaque partie, prêtes à combattre comme à bâtir pour établir de nouveaux Fiefs ou annexer les Fiefs rivaux, lors d'affrontements purement déterministes où seule votre supériorité tactique l'emporte.</w:t>
       </w:r>
     </w:p>
     <w:p>
@@ -67,7 +67,7 @@
         <w:jc w:val="both"/>
       </w:pPr>
       <w:r>
-        <w:t>Vos assauts, tout comme l'établissement de vos Fiefs, imposent un véritable sacrifice. En effet, vos Compagnies doivent abandonner définitivement les armes pour édifier durablement vos nouvelles terres, vous privant ainsi de vos forces vives. Trancher ces dilemmes exige des choix audacieux qui s'inscrivent dans une implacable course pour la suprématie, avant que l'épuisement des armées ou que les intrigues de la Diplomatie ne figent le royaume et déclenchent prématurément la fin des conquêtes.</w:t>
+        <w:t>Vos assauts engagent physiquement et moralement vos hommes, vous obligeant à démobiliser temporairement vos Compagnies, mais l'établissement de vos Fiefs exige un sacrifice plus grand encore : celles-ci doivent abandonner définitivement les armes pour édifier durablement vos nouvelles terres, vous privant ainsi de vos forces vives. Trancher ces dilemmes exige des choix audacieux qui s'inscrivent dans une implacable course pour la suprématie, avant que l'épuisement des armées ou que les intrigues de la Diplomatie ne figent le royaume et déclenchent prématurément la fin des conquêtes.</w:t>
       </w:r>
     </w:p>
     <w:p>
